--- a/Rapport/rapport.docx
+++ b/Rapport/rapport.docx
@@ -2247,6 +2247,57 @@
     <w:p>
       <w:pPr>
         <w:spacing w:line="240" w:lineRule="auto"/>
+        <w:ind w:left="360"/>
+        <w:rPr>
+          <w:rFonts w:cstheme="minorHAnsi"/>
+          <w:color w:val="000000" w:themeColor="text1"/>
+        </w:rPr>
+      </w:pPr>
+      <w:r>
+        <w:rPr>
+          <w:rFonts w:cstheme="minorHAnsi"/>
+          <w:color w:val="000000" w:themeColor="text1"/>
+        </w:rPr>
+        <w:drawing>
+          <wp:inline distT="0" distB="0" distL="0" distR="0" wp14:anchorId="4555CFC7" wp14:editId="3D9480F1">
+            <wp:extent cx="5760720" cy="2426335"/>
+            <wp:effectExtent l="0" t="0" r="0" b="0"/>
+            <wp:docPr id="1869966527" name="Image 1"/>
+            <wp:cNvGraphicFramePr>
+              <a:graphicFrameLocks xmlns:a="http://schemas.openxmlformats.org/drawingml/2006/main" noChangeAspect="1"/>
+            </wp:cNvGraphicFramePr>
+            <a:graphic xmlns:a="http://schemas.openxmlformats.org/drawingml/2006/main">
+              <a:graphicData uri="http://schemas.openxmlformats.org/drawingml/2006/picture">
+                <pic:pic xmlns:pic="http://schemas.openxmlformats.org/drawingml/2006/picture">
+                  <pic:nvPicPr>
+                    <pic:cNvPr id="1869966527" name=""/>
+                    <pic:cNvPicPr/>
+                  </pic:nvPicPr>
+                  <pic:blipFill>
+                    <a:blip r:embed="rId10"/>
+                    <a:stretch>
+                      <a:fillRect/>
+                    </a:stretch>
+                  </pic:blipFill>
+                  <pic:spPr>
+                    <a:xfrm>
+                      <a:off x="0" y="0"/>
+                      <a:ext cx="5760720" cy="2426335"/>
+                    </a:xfrm>
+                    <a:prstGeom prst="rect">
+                      <a:avLst/>
+                    </a:prstGeom>
+                  </pic:spPr>
+                </pic:pic>
+              </a:graphicData>
+            </a:graphic>
+          </wp:inline>
+        </w:drawing>
+      </w:r>
+    </w:p>
+    <w:p>
+      <w:pPr>
+        <w:spacing w:line="240" w:lineRule="auto"/>
         <w:rPr>
           <w:rFonts w:cstheme="minorHAnsi"/>
           <w:b/>
@@ -2258,7 +2309,10 @@
           <w:szCs w:val="24"/>
         </w:rPr>
       </w:pPr>
-      <w:r>
+    </w:p>
+    <w:p>
+      <w:pPr>
+        <w:spacing w:line="240" w:lineRule="auto"/>
         <w:rPr>
           <w:rFonts w:cstheme="minorHAnsi"/>
           <w:b/>
@@ -2269,6 +2323,19 @@
           <w:sz w:val="24"/>
           <w:szCs w:val="24"/>
         </w:rPr>
+      </w:pPr>
+      <w:r>
+        <w:rPr>
+          <w:rFonts w:cstheme="minorHAnsi"/>
+          <w:b/>
+          <w:bCs/>
+          <w:i/>
+          <w:iCs/>
+          <w:color w:val="323E4F" w:themeColor="text2" w:themeShade="BF"/>
+          <w:sz w:val="24"/>
+          <w:szCs w:val="24"/>
+        </w:rPr>
+        <w:lastRenderedPageBreak/>
         <w:t>Construction de la Dimension Employee </w:t>
       </w:r>
     </w:p>
@@ -2477,7 +2544,6 @@
           <w:rFonts w:cstheme="minorHAnsi"/>
           <w:color w:val="000000" w:themeColor="text1"/>
         </w:rPr>
-        <w:lastRenderedPageBreak/>
         <w:t xml:space="preserve">Sélection des colonnes correspondante </w:t>
       </w:r>
     </w:p>
@@ -2621,6 +2687,57 @@
     <w:p>
       <w:pPr>
         <w:spacing w:line="240" w:lineRule="auto"/>
+        <w:ind w:left="360"/>
+        <w:rPr>
+          <w:rFonts w:cstheme="minorHAnsi"/>
+          <w:color w:val="000000" w:themeColor="text1"/>
+        </w:rPr>
+      </w:pPr>
+      <w:r>
+        <w:rPr>
+          <w:rFonts w:cstheme="minorHAnsi"/>
+          <w:color w:val="000000" w:themeColor="text1"/>
+        </w:rPr>
+        <w:drawing>
+          <wp:inline distT="0" distB="0" distL="0" distR="0" wp14:anchorId="42DDB447" wp14:editId="6B4210B1">
+            <wp:extent cx="5760720" cy="2407920"/>
+            <wp:effectExtent l="0" t="0" r="0" b="0"/>
+            <wp:docPr id="706725457" name="Image 1"/>
+            <wp:cNvGraphicFramePr>
+              <a:graphicFrameLocks xmlns:a="http://schemas.openxmlformats.org/drawingml/2006/main" noChangeAspect="1"/>
+            </wp:cNvGraphicFramePr>
+            <a:graphic xmlns:a="http://schemas.openxmlformats.org/drawingml/2006/main">
+              <a:graphicData uri="http://schemas.openxmlformats.org/drawingml/2006/picture">
+                <pic:pic xmlns:pic="http://schemas.openxmlformats.org/drawingml/2006/picture">
+                  <pic:nvPicPr>
+                    <pic:cNvPr id="706725457" name=""/>
+                    <pic:cNvPicPr/>
+                  </pic:nvPicPr>
+                  <pic:blipFill>
+                    <a:blip r:embed="rId11"/>
+                    <a:stretch>
+                      <a:fillRect/>
+                    </a:stretch>
+                  </pic:blipFill>
+                  <pic:spPr>
+                    <a:xfrm>
+                      <a:off x="0" y="0"/>
+                      <a:ext cx="5760720" cy="2407920"/>
+                    </a:xfrm>
+                    <a:prstGeom prst="rect">
+                      <a:avLst/>
+                    </a:prstGeom>
+                  </pic:spPr>
+                </pic:pic>
+              </a:graphicData>
+            </a:graphic>
+          </wp:inline>
+        </w:drawing>
+      </w:r>
+    </w:p>
+    <w:p>
+      <w:pPr>
+        <w:spacing w:line="240" w:lineRule="auto"/>
         <w:rPr>
           <w:rFonts w:cstheme="minorHAnsi"/>
           <w:b/>
@@ -2806,6 +2923,57 @@
     </w:p>
     <w:p>
       <w:pPr>
+        <w:spacing w:line="240" w:lineRule="auto"/>
+        <w:rPr>
+          <w:rFonts w:cstheme="minorHAnsi"/>
+          <w:color w:val="000000" w:themeColor="text1"/>
+        </w:rPr>
+      </w:pPr>
+      <w:r>
+        <w:rPr>
+          <w:rFonts w:cstheme="minorHAnsi"/>
+          <w:color w:val="000000" w:themeColor="text1"/>
+        </w:rPr>
+        <w:lastRenderedPageBreak/>
+        <w:drawing>
+          <wp:inline distT="0" distB="0" distL="0" distR="0" wp14:anchorId="62E49D01" wp14:editId="20210137">
+            <wp:extent cx="5760720" cy="2456180"/>
+            <wp:effectExtent l="0" t="0" r="0" b="1270"/>
+            <wp:docPr id="717130996" name="Image 1"/>
+            <wp:cNvGraphicFramePr>
+              <a:graphicFrameLocks xmlns:a="http://schemas.openxmlformats.org/drawingml/2006/main" noChangeAspect="1"/>
+            </wp:cNvGraphicFramePr>
+            <a:graphic xmlns:a="http://schemas.openxmlformats.org/drawingml/2006/main">
+              <a:graphicData uri="http://schemas.openxmlformats.org/drawingml/2006/picture">
+                <pic:pic xmlns:pic="http://schemas.openxmlformats.org/drawingml/2006/picture">
+                  <pic:nvPicPr>
+                    <pic:cNvPr id="717130996" name=""/>
+                    <pic:cNvPicPr/>
+                  </pic:nvPicPr>
+                  <pic:blipFill>
+                    <a:blip r:embed="rId12"/>
+                    <a:stretch>
+                      <a:fillRect/>
+                    </a:stretch>
+                  </pic:blipFill>
+                  <pic:spPr>
+                    <a:xfrm>
+                      <a:off x="0" y="0"/>
+                      <a:ext cx="5760720" cy="2456180"/>
+                    </a:xfrm>
+                    <a:prstGeom prst="rect">
+                      <a:avLst/>
+                    </a:prstGeom>
+                  </pic:spPr>
+                </pic:pic>
+              </a:graphicData>
+            </a:graphic>
+          </wp:inline>
+        </w:drawing>
+      </w:r>
+    </w:p>
+    <w:p>
+      <w:pPr>
         <w:rPr>
           <w:rFonts w:cstheme="minorHAnsi"/>
           <w:b/>
@@ -3088,6 +3256,55 @@
       <w:pPr>
         <w:rPr>
           <w:rFonts w:cstheme="minorHAnsi"/>
+          <w:color w:val="000000" w:themeColor="text1"/>
+        </w:rPr>
+      </w:pPr>
+      <w:r>
+        <w:rPr>
+          <w:rFonts w:cstheme="minorHAnsi"/>
+          <w:color w:val="000000" w:themeColor="text1"/>
+        </w:rPr>
+        <w:drawing>
+          <wp:inline distT="0" distB="0" distL="0" distR="0" wp14:anchorId="320AA6B2" wp14:editId="02C5A433">
+            <wp:extent cx="5760720" cy="2450465"/>
+            <wp:effectExtent l="0" t="0" r="0" b="6985"/>
+            <wp:docPr id="265564663" name="Image 1"/>
+            <wp:cNvGraphicFramePr>
+              <a:graphicFrameLocks xmlns:a="http://schemas.openxmlformats.org/drawingml/2006/main" noChangeAspect="1"/>
+            </wp:cNvGraphicFramePr>
+            <a:graphic xmlns:a="http://schemas.openxmlformats.org/drawingml/2006/main">
+              <a:graphicData uri="http://schemas.openxmlformats.org/drawingml/2006/picture">
+                <pic:pic xmlns:pic="http://schemas.openxmlformats.org/drawingml/2006/picture">
+                  <pic:nvPicPr>
+                    <pic:cNvPr id="265564663" name=""/>
+                    <pic:cNvPicPr/>
+                  </pic:nvPicPr>
+                  <pic:blipFill>
+                    <a:blip r:embed="rId13"/>
+                    <a:stretch>
+                      <a:fillRect/>
+                    </a:stretch>
+                  </pic:blipFill>
+                  <pic:spPr>
+                    <a:xfrm>
+                      <a:off x="0" y="0"/>
+                      <a:ext cx="5760720" cy="2450465"/>
+                    </a:xfrm>
+                    <a:prstGeom prst="rect">
+                      <a:avLst/>
+                    </a:prstGeom>
+                  </pic:spPr>
+                </pic:pic>
+              </a:graphicData>
+            </a:graphic>
+          </wp:inline>
+        </w:drawing>
+      </w:r>
+    </w:p>
+    <w:p>
+      <w:pPr>
+        <w:rPr>
+          <w:rFonts w:cstheme="minorHAnsi"/>
           <w:b/>
           <w:bCs/>
           <w:color w:val="44546A" w:themeColor="text2"/>
@@ -3104,6 +3321,7 @@
           <w:sz w:val="28"/>
           <w:szCs w:val="28"/>
         </w:rPr>
+        <w:lastRenderedPageBreak/>
         <w:t>Présentation et Interprétation du Tableau de Bord BI :</w:t>
       </w:r>
     </w:p>
@@ -3163,7 +3381,6 @@
           <w:rFonts w:cstheme="minorHAnsi"/>
           <w:color w:val="000000" w:themeColor="text1"/>
         </w:rPr>
-        <w:lastRenderedPageBreak/>
         <w:br/>
       </w:r>
       <w:r>
@@ -3188,7 +3405,7 @@
                     <pic:cNvPicPr/>
                   </pic:nvPicPr>
                   <pic:blipFill>
-                    <a:blip r:embed="rId10"/>
+                    <a:blip r:embed="rId14"/>
                     <a:stretch>
                       <a:fillRect/>
                     </a:stretch>
@@ -3244,6 +3461,7 @@
       <w:r>
         <w:rPr>
           <w:rFonts w:cstheme="minorHAnsi"/>
+          <w:noProof/>
           <w:color w:val="000000" w:themeColor="text1"/>
           <w:sz w:val="24"/>
           <w:szCs w:val="24"/>
@@ -3264,7 +3482,7 @@
                     <pic:cNvPicPr/>
                   </pic:nvPicPr>
                   <pic:blipFill>
-                    <a:blip r:embed="rId11"/>
+                    <a:blip r:embed="rId15"/>
                     <a:stretch>
                       <a:fillRect/>
                     </a:stretch>
@@ -3387,6 +3605,7 @@
           <w:rFonts w:cstheme="minorHAnsi"/>
           <w:b/>
           <w:bCs/>
+          <w:noProof/>
           <w:color w:val="44546A" w:themeColor="text2"/>
           <w:sz w:val="24"/>
           <w:szCs w:val="24"/>
@@ -3408,7 +3627,7 @@
                     <pic:cNvPicPr/>
                   </pic:nvPicPr>
                   <pic:blipFill>
-                    <a:blip r:embed="rId12"/>
+                    <a:blip r:embed="rId16"/>
                     <a:stretch>
                       <a:fillRect/>
                     </a:stretch>
@@ -3788,7 +4007,9 @@
           <w:szCs w:val="24"/>
         </w:rPr>
       </w:pPr>
-      <w:r>
+    </w:p>
+    <w:p>
+      <w:pPr>
         <w:rPr>
           <w:rFonts w:cstheme="minorHAnsi"/>
           <w:b/>
@@ -3797,6 +4018,53 @@
           <w:sz w:val="24"/>
           <w:szCs w:val="24"/>
         </w:rPr>
+      </w:pPr>
+    </w:p>
+    <w:p>
+      <w:pPr>
+        <w:rPr>
+          <w:rFonts w:cstheme="minorHAnsi"/>
+          <w:b/>
+          <w:bCs/>
+          <w:color w:val="44546A" w:themeColor="text2"/>
+          <w:sz w:val="24"/>
+          <w:szCs w:val="24"/>
+        </w:rPr>
+      </w:pPr>
+    </w:p>
+    <w:p>
+      <w:pPr>
+        <w:rPr>
+          <w:rFonts w:cstheme="minorHAnsi"/>
+          <w:b/>
+          <w:bCs/>
+          <w:color w:val="44546A" w:themeColor="text2"/>
+          <w:sz w:val="24"/>
+          <w:szCs w:val="24"/>
+        </w:rPr>
+      </w:pPr>
+    </w:p>
+    <w:p>
+      <w:pPr>
+        <w:rPr>
+          <w:rFonts w:cstheme="minorHAnsi"/>
+          <w:b/>
+          <w:bCs/>
+          <w:color w:val="44546A" w:themeColor="text2"/>
+          <w:sz w:val="24"/>
+          <w:szCs w:val="24"/>
+        </w:rPr>
+      </w:pPr>
+      <w:r>
+        <w:rPr>
+          <w:rFonts w:cstheme="minorHAnsi"/>
+          <w:b/>
+          <w:bCs/>
+          <w:color w:val="44546A" w:themeColor="text2"/>
+          <w:sz w:val="24"/>
+          <w:szCs w:val="24"/>
+        </w:rPr>
+        <w:lastRenderedPageBreak/>
         <w:t>Distribution des Commandes Non Livrées par Territoire (Graphique Circulaire)</w:t>
       </w:r>
       <w:r>
@@ -3832,7 +4100,6 @@
           <w:sz w:val="24"/>
           <w:szCs w:val="24"/>
         </w:rPr>
-        <w:lastRenderedPageBreak/>
         <w:drawing>
           <wp:inline distT="0" distB="0" distL="0" distR="0" wp14:anchorId="0FD7ADCA" wp14:editId="5832A230">
             <wp:extent cx="5760720" cy="3292475"/>
@@ -3849,7 +4116,7 @@
                     <pic:cNvPicPr/>
                   </pic:nvPicPr>
                   <pic:blipFill>
-                    <a:blip r:embed="rId13"/>
+                    <a:blip r:embed="rId17"/>
                     <a:stretch>
                       <a:fillRect/>
                     </a:stretch>
@@ -4199,7 +4466,7 @@
                     <pic:cNvPicPr/>
                   </pic:nvPicPr>
                   <pic:blipFill>
-                    <a:blip r:embed="rId14"/>
+                    <a:blip r:embed="rId18"/>
                     <a:stretch>
                       <a:fillRect/>
                     </a:stretch>
@@ -4638,7 +4905,7 @@
                     <pic:cNvPicPr/>
                   </pic:nvPicPr>
                   <pic:blipFill>
-                    <a:blip r:embed="rId15"/>
+                    <a:blip r:embed="rId19"/>
                     <a:stretch>
                       <a:fillRect/>
                     </a:stretch>
@@ -5101,7 +5368,7 @@
                     <pic:cNvPicPr/>
                   </pic:nvPicPr>
                   <pic:blipFill>
-                    <a:blip r:embed="rId16"/>
+                    <a:blip r:embed="rId20"/>
                     <a:stretch>
                       <a:fillRect/>
                     </a:stretch>
@@ -5283,7 +5550,10 @@
           <w:szCs w:val="24"/>
         </w:rPr>
       </w:pPr>
-      <w:r>
+    </w:p>
+    <w:p>
+      <w:pPr>
+        <w:spacing w:line="276" w:lineRule="auto"/>
         <w:rPr>
           <w:rFonts w:cstheme="minorHAnsi"/>
           <w:b/>
@@ -5292,9 +5562,11 @@
           <w:sz w:val="24"/>
           <w:szCs w:val="24"/>
         </w:rPr>
-        <w:t>Analyse de la Matrice Employés : Clients - Intensité des Commandes</w:t>
-      </w:r>
-      <w:r>
+      </w:pPr>
+    </w:p>
+    <w:p>
+      <w:pPr>
+        <w:spacing w:line="276" w:lineRule="auto"/>
         <w:rPr>
           <w:rFonts w:cstheme="minorHAnsi"/>
           <w:b/>
@@ -5303,22 +5575,7 @@
           <w:sz w:val="24"/>
           <w:szCs w:val="24"/>
         </w:rPr>
-        <w:t xml:space="preserve"> (Hash map)</w:t>
-      </w:r>
-    </w:p>
-    <w:p>
-      <w:pPr>
-        <w:spacing w:line="276" w:lineRule="auto"/>
-        <w:rPr>
-          <w:rFonts w:cstheme="minorHAnsi"/>
-        </w:rPr>
-      </w:pPr>
-      <w:r>
-        <w:rPr>
-          <w:rFonts w:cstheme="minorHAnsi"/>
-        </w:rPr>
-        <w:t xml:space="preserve">Ce graphe a été générer par le code python : </w:t>
-      </w:r>
+      </w:pPr>
     </w:p>
     <w:p>
       <w:pPr>
@@ -5332,11 +5589,138 @@
           <w:szCs w:val="24"/>
         </w:rPr>
       </w:pPr>
+    </w:p>
+    <w:p>
+      <w:pPr>
+        <w:spacing w:line="276" w:lineRule="auto"/>
+        <w:rPr>
+          <w:rFonts w:cstheme="minorHAnsi"/>
+          <w:b/>
+          <w:bCs/>
+          <w:color w:val="44546A" w:themeColor="text2"/>
+          <w:sz w:val="24"/>
+          <w:szCs w:val="24"/>
+        </w:rPr>
+      </w:pPr>
+    </w:p>
+    <w:p>
+      <w:pPr>
+        <w:spacing w:line="276" w:lineRule="auto"/>
+        <w:rPr>
+          <w:rFonts w:cstheme="minorHAnsi"/>
+          <w:b/>
+          <w:bCs/>
+          <w:color w:val="44546A" w:themeColor="text2"/>
+          <w:sz w:val="24"/>
+          <w:szCs w:val="24"/>
+        </w:rPr>
+      </w:pPr>
+    </w:p>
+    <w:p>
+      <w:pPr>
+        <w:spacing w:line="276" w:lineRule="auto"/>
+        <w:rPr>
+          <w:rFonts w:cstheme="minorHAnsi"/>
+          <w:b/>
+          <w:bCs/>
+          <w:color w:val="44546A" w:themeColor="text2"/>
+          <w:sz w:val="24"/>
+          <w:szCs w:val="24"/>
+        </w:rPr>
+      </w:pPr>
+    </w:p>
+    <w:p>
+      <w:pPr>
+        <w:spacing w:line="276" w:lineRule="auto"/>
+        <w:rPr>
+          <w:rFonts w:cstheme="minorHAnsi"/>
+          <w:b/>
+          <w:bCs/>
+          <w:color w:val="44546A" w:themeColor="text2"/>
+          <w:sz w:val="24"/>
+          <w:szCs w:val="24"/>
+        </w:rPr>
+      </w:pPr>
+    </w:p>
+    <w:p>
+      <w:pPr>
+        <w:spacing w:line="276" w:lineRule="auto"/>
+        <w:rPr>
+          <w:rFonts w:cstheme="minorHAnsi"/>
+          <w:b/>
+          <w:bCs/>
+          <w:color w:val="44546A" w:themeColor="text2"/>
+          <w:sz w:val="24"/>
+          <w:szCs w:val="24"/>
+        </w:rPr>
+      </w:pPr>
+    </w:p>
+    <w:p>
+      <w:pPr>
+        <w:spacing w:line="276" w:lineRule="auto"/>
+        <w:rPr>
+          <w:rFonts w:cstheme="minorHAnsi"/>
+          <w:b/>
+          <w:bCs/>
+          <w:color w:val="44546A" w:themeColor="text2"/>
+          <w:sz w:val="24"/>
+          <w:szCs w:val="24"/>
+        </w:rPr>
+      </w:pPr>
+      <w:r>
+        <w:rPr>
+          <w:rFonts w:cstheme="minorHAnsi"/>
+          <w:b/>
+          <w:bCs/>
+          <w:color w:val="44546A" w:themeColor="text2"/>
+          <w:sz w:val="24"/>
+          <w:szCs w:val="24"/>
+        </w:rPr>
+        <w:lastRenderedPageBreak/>
+        <w:t>Analyse de la Matrice Employés : Clients - Intensité des Commandes</w:t>
+      </w:r>
+      <w:r>
+        <w:rPr>
+          <w:rFonts w:cstheme="minorHAnsi"/>
+          <w:b/>
+          <w:bCs/>
+          <w:color w:val="44546A" w:themeColor="text2"/>
+          <w:sz w:val="24"/>
+          <w:szCs w:val="24"/>
+        </w:rPr>
+        <w:t xml:space="preserve"> (Hash map)</w:t>
+      </w:r>
+    </w:p>
+    <w:p>
+      <w:pPr>
+        <w:spacing w:line="276" w:lineRule="auto"/>
+        <w:rPr>
+          <w:rFonts w:cstheme="minorHAnsi"/>
+        </w:rPr>
+      </w:pPr>
+      <w:r>
+        <w:rPr>
+          <w:rFonts w:cstheme="minorHAnsi"/>
+        </w:rPr>
+        <w:t xml:space="preserve">Ce graphe a été générer par le code python : </w:t>
+      </w:r>
+    </w:p>
+    <w:p>
+      <w:pPr>
+        <w:spacing w:line="276" w:lineRule="auto"/>
+        <w:rPr>
+          <w:rFonts w:cstheme="minorHAnsi"/>
+          <w:b/>
+          <w:bCs/>
+          <w:color w:val="44546A" w:themeColor="text2"/>
+          <w:sz w:val="24"/>
+          <w:szCs w:val="24"/>
+        </w:rPr>
+      </w:pPr>
       <w:r>
         <w:rPr>
           <w:noProof/>
         </w:rPr>
-        <w:lastRenderedPageBreak/>
         <w:drawing>
           <wp:inline distT="0" distB="0" distL="0" distR="0" wp14:anchorId="0B0D75E8" wp14:editId="5376EB66">
             <wp:extent cx="5760720" cy="3417570"/>
@@ -5353,7 +5737,7 @@
                     <pic:cNvPicPr/>
                   </pic:nvPicPr>
                   <pic:blipFill>
-                    <a:blip r:embed="rId17"/>
+                    <a:blip r:embed="rId21"/>
                     <a:stretch>
                       <a:fillRect/>
                     </a:stretch>
@@ -5565,6 +5949,7 @@
         <w:rPr>
           <w:rFonts w:cstheme="minorHAnsi"/>
         </w:rPr>
+        <w:lastRenderedPageBreak/>
         <w:t>Employé Fuller : Est l'un des employés avec la distribution la plus large et constante de commandes, montrant des volumes moyens (autour de 15-25) avec de nombreux clients sur tout le spectre.</w:t>
       </w:r>
     </w:p>
@@ -5583,7 +5968,6 @@
         <w:rPr>
           <w:rFonts w:cstheme="minorHAnsi"/>
         </w:rPr>
-        <w:lastRenderedPageBreak/>
         <w:t>Employé Dodsworth, King et Leverling : Semblent gérer un portefeuille client assez diversifié avec des pics d'intensité marqués.</w:t>
       </w:r>
     </w:p>
@@ -5910,6 +6294,7 @@
         <w:rPr>
           <w:rFonts w:cstheme="minorHAnsi"/>
         </w:rPr>
+        <w:lastRenderedPageBreak/>
         <w:t>Optimiser l'Allocation des Tâches :</w:t>
       </w:r>
     </w:p>
@@ -5928,7 +6313,6 @@
         <w:rPr>
           <w:rFonts w:cstheme="minorHAnsi"/>
         </w:rPr>
-        <w:lastRenderedPageBreak/>
         <w:t>Équilibrage de la Charge : Les employés comme Fuller et King gèrent des volumes très élevés. Il pourrait être judicieux de réaffecter des clients à faible volume ou moyennement actifs vers des employés moins chargés (e.g., Zare, Thorpe, Suyama) afin d'éviter l'épuisement professionnel (burnout) chez les plus performants et d'augmenter le volume des autres.</w:t>
       </w:r>
     </w:p>
@@ -6087,7 +6471,7 @@
                     <pic:cNvPicPr/>
                   </pic:nvPicPr>
                   <pic:blipFill>
-                    <a:blip r:embed="rId18"/>
+                    <a:blip r:embed="rId22"/>
                     <a:stretch>
                       <a:fillRect/>
                     </a:stretch>
@@ -6186,6 +6570,7 @@
         <w:rPr>
           <w:rFonts w:cstheme="minorHAnsi"/>
         </w:rPr>
+        <w:lastRenderedPageBreak/>
         <w:t>Mettre en lumière les clients qui contribuent de manière disproportionnée au succès de l'entreprise dans une région donnée. Ces clients sont les modèles de succès à répliquer.</w:t>
       </w:r>
     </w:p>
@@ -6205,7 +6590,6 @@
         <w:rPr>
           <w:rFonts w:cstheme="minorHAnsi"/>
         </w:rPr>
-        <w:lastRenderedPageBreak/>
         <w:t>Gestion des risques (Concentration)</w:t>
       </w:r>
       <w:r>
@@ -6963,6 +7347,7 @@
                 <w:sz w:val="20"/>
                 <w:szCs w:val="20"/>
               </w:rPr>
+              <w:lastRenderedPageBreak/>
               <w:t>Sources de données</w:t>
             </w:r>
           </w:p>
@@ -7043,7 +7428,6 @@
                 <w:sz w:val="20"/>
                 <w:szCs w:val="20"/>
               </w:rPr>
-              <w:lastRenderedPageBreak/>
               <w:t>Transformation des données</w:t>
             </w:r>
           </w:p>
@@ -13637,12 +14021,14 @@
     <w:rsid w:val="003D2C88"/>
     <w:rsid w:val="005E078C"/>
     <w:rsid w:val="00722949"/>
+    <w:rsid w:val="008A481C"/>
     <w:rsid w:val="00924CDE"/>
     <w:rsid w:val="0093165A"/>
     <w:rsid w:val="00934842"/>
     <w:rsid w:val="00982E63"/>
     <w:rsid w:val="00C83D1F"/>
     <w:rsid w:val="00C95513"/>
+    <w:rsid w:val="00F94105"/>
     <w:rsid w:val="00FC0374"/>
   </w:rsids>
   <m:mathPr>
